--- a/downloads/documents/04 Units/Unit 04 - Environmental Design and Management - Spaces We Live In/Lesson 04.09 - Texture Pattern and Mood Boards.docx
+++ b/downloads/documents/04 Units/Unit 04 - Environmental Design and Management - Spaces We Live In/Lesson 04.09 - Texture Pattern and Mood Boards.docx
@@ -349,7 +349,7 @@
         <w:t xml:space="preserve">Vocabulary 04.md</w:t>
       </w:r>
       <w:r>
-        <w:t xml:space="preserve">) for Turkish, Portuguese, and Spanish.</w:t>
+        <w:t xml:space="preserve">) for Spanish.</w:t>
       </w:r>
     </w:p>
     <w:p>
@@ -1354,7 +1354,7 @@
         <w:pStyle w:val="Compact"/>
       </w:pPr>
       <w:r>
-        <w:t xml:space="preserve">ELL: the handout carries a word bank with texture, pattern, mood, swatch, smooth, rough, soft, and shiny in Turkish, Portuguese, and Spanish (from</w:t>
+        <w:t xml:space="preserve">ELL: the handout carries a word bank with texture, pattern, mood, swatch, smooth, rough, soft, and shiny in Spanish (from</w:t>
       </w:r>
       <w:r>
         <w:t xml:space="preserve"> </w:t>

--- a/downloads/documents/04 Units/Unit 04 - Environmental Design and Management - Spaces We Live In/Lesson 04.09 - Texture Pattern and Mood Boards.docx
+++ b/downloads/documents/04 Units/Unit 04 - Environmental Design and Management - Spaces We Live In/Lesson 04.09 - Texture Pattern and Mood Boards.docx
@@ -883,7 +883,7 @@
               <w:jc w:val="left"/>
             </w:pPr>
             <w:r>
-              <w:t xml:space="preserve">Plan the four pieces in the Part 3 grid first, in pencil, then pull swatches, cut magazine pieces, and glue the four to the half sheet of card stock. Write the room and the mood at the top and the one-sentence justification at the bottom, using the frame if needed.</w:t>
+              <w:t xml:space="preserve">Plan the four pieces in the Part 4 grid first, in pencil, then pull swatches, cut magazine pieces, and glue the four to the half sheet of card stock. Write the room and the mood at the top and the one-sentence justification at the bottom, using the frame if needed.</w:t>
             </w:r>
           </w:p>
         </w:tc>
